--- a/public/IgorGarcia_Gameplay_Engineer.docx
+++ b/public/IgorGarcia_Gameplay_Engineer.docx
@@ -164,7 +164,7 @@
     </w:p>
     <w:p>
       <w:r>
-        <w:t xml:space="preserve">Software Engineer specializing in Unreal Engine (C++/Blueprint) and Unity Engine(C#) with 4+ years building high‑performance VR/XR and game experiences. Deliver interactive simulations for automotive design validation, optimize rendering and UX across Vive and Meta Quest devices, and create polished gameplay and UI for multiplayer titles. Cross‑engine fluency in Unity (C#) and Godot , including AI‑enabled interactive apps integrating Azure Cognitive Services and OpenAI . Proficient in Git/Perforce version control and CI/CD build automation (GitHub Actions). Complementary strengths in the 3D pipeline ( ZBrush , Blender , Maya , CATIA ), with a focus on performance, collaboration, and rapid iteration. </w:t>
+        <w:t>Gameplay and real-time systems engineer with 5+ years of experience in C++, Unreal Engine, Unity, VR/XR, and performance-critical tooling. Shipped SkateNation XL for PlayStation 5, Xbox Series X|S, and PC with an international, cross-functional team. Led automotive simulation development across multiple hardware targets and commercially published two Unreal Engine C++ plugins on Fab. Experienced in multiplayer replication, CI/CD, profiling, and CPU/GPU and memory optimization.</w:t>
       </w:r>
       <w:r>
         <w:rPr>
@@ -391,7 +391,7 @@
                 <w:b/>
                 <w:bCs/>
               </w:rPr>
-              <w:t xml:space="preserve">Game </w:t>
+              <w:t>Game Development:</w:t>
             </w:r>
             <w:proofErr w:type="spellStart"/>
             <w:r>
@@ -399,7 +399,6 @@
                 <w:b/>
                 <w:bCs/>
               </w:rPr>
-              <w:t>Develpoment</w:t>
             </w:r>
             <w:proofErr w:type="spellEnd"/>
             <w:r>
@@ -407,7 +406,6 @@
                 <w:b/>
                 <w:bCs/>
               </w:rPr>
-              <w:t>:</w:t>
             </w:r>
           </w:p>
         </w:tc>
@@ -421,7 +419,7 @@
           </w:tcPr>
           <w:p>
             <w:r>
-              <w:t>Unreal Engine, Unity, Godot, C++, C#, Python, Git</w:t>
+              <w:t>Unreal Engine 5 (C++/Blueprint), Unity (C#), multiplayer replication, VR/XR</w:t>
             </w:r>
           </w:p>
         </w:tc>
@@ -447,7 +445,7 @@
                 <w:b/>
                 <w:bCs/>
               </w:rPr>
-              <w:t>Web Development:</w:t>
+              <w:t>Platforms &amp; Tooling:</w:t>
             </w:r>
           </w:p>
         </w:tc>
@@ -461,14 +459,10 @@
           </w:tcPr>
           <w:p>
             <w:r>
-              <w:t>React</w:t>
+              <w:t>PlayStation 5, Xbox Series X|S, PC, HTC Vive, Meta Quest Pro; Git, Perforce, GitHub Actions</w:t>
             </w:r>
-            <w:r>
-              <w:t xml:space="preserve">, </w:t>
-            </w:r>
-            <w:r>
-              <w:t>JavaScript, HTML, CSS, Tailwind</w:t>
-            </w:r>
+            <w:r/>
+            <w:r/>
           </w:p>
         </w:tc>
       </w:tr>
@@ -493,21 +487,19 @@
                 <w:b/>
                 <w:bCs/>
               </w:rPr>
-              <w:t>3D</w:t>
+              <w:t>Performance &amp; 3D:</w:t>
             </w:r>
             <w:r>
               <w:rPr>
                 <w:b/>
                 <w:bCs/>
               </w:rPr>
-              <w:t xml:space="preserve"> </w:t>
             </w:r>
             <w:r>
               <w:rPr>
                 <w:b/>
                 <w:bCs/>
               </w:rPr>
-              <w:t>modeling:</w:t>
             </w:r>
           </w:p>
         </w:tc>
@@ -521,7 +513,7 @@
           </w:tcPr>
           <w:p>
             <w:r>
-              <w:t>Blender, Substance Painter 3D, Maya</w:t>
+              <w:t>CPU/GPU profiling, memory and draw-call optimization, Blender, Substance 3D Painter, Maya</w:t>
             </w:r>
           </w:p>
         </w:tc>
@@ -529,15 +521,6 @@
     </w:tbl>
     <w:p>
       <w:pPr>
-        <w:spacing w:after="180"/>
-        <w:rPr>
-          <w:sz w:val="2"/>
-          <w:szCs w:val="2"/>
-        </w:rPr>
-      </w:pPr>
-    </w:p>
-    <w:p>
-      <w:pPr>
         <w:pBdr>
           <w:bottom w:val="single" w:sz="20" w:space="0" w:color="1E1E1E"/>
         </w:pBdr>
@@ -570,11 +553,122 @@
           <w:sz w:val="16"/>
           <w:szCs w:val="16"/>
         </w:rPr>
-        <w:t>Software engineer/C++ developer, Ford Motor Company</w:t>
-      </w:r>
-      <w:r>
-        <w:tab/>
-      </w:r>
+        <w:t>Software Engineer (C# / Unity), Cafundó Creative Studio (Contract)</w:t>
+      </w:r>
+      <w:r>
+        <w:rPr>
+          <w:b/>
+          <w:bCs/>
+          <w:sz w:val="16"/>
+          <w:szCs w:val="16"/>
+        </w:rPr>
+      </w:r>
+      <w:r>
+        <w:rPr>
+          <w:b/>
+          <w:bCs/>
+          <w:sz w:val="16"/>
+          <w:szCs w:val="16"/>
+        </w:rPr>
+      </w:r>
+      <w:proofErr w:type="spellStart"/>
+      <w:r>
+        <w:rPr>
+          <w:b/>
+          <w:bCs/>
+          <w:sz w:val="16"/>
+          <w:szCs w:val="16"/>
+        </w:rPr>
+      </w:r>
+      <w:proofErr w:type="spellEnd"/>
+      <w:r>
+        <w:rPr>
+          <w:b/>
+          <w:bCs/>
+          <w:sz w:val="16"/>
+          <w:szCs w:val="16"/>
+        </w:rPr>
+      </w:r>
+      <w:r/>
+    </w:p>
+    <w:p>
+      <w:pPr>
+        <w:spacing w:after="80"/>
+      </w:pPr>
+      <w:r>
+        <w:rPr>
+          <w:color w:val="959BA6"/>
+          <w:sz w:val="16"/>
+          <w:szCs w:val="16"/>
+        </w:rPr>
+        <w:t>Jun 2025 — Present</w:t>
+      </w:r>
+    </w:p>
+    <w:p>
+      <w:pPr>
+        <w:pStyle w:val="ListParagraph"/>
+        <w:numPr>
+          <w:ilvl w:val="0"/>
+          <w:numId w:val="3"/>
+        </w:numPr>
+        <w:spacing w:line="240" w:lineRule="auto"/>
+      </w:pPr>
+      <w:r>
+        <w:t>Architected an AI-powered Unity application in C# for high-traffic public spaces, serving 500+ daily interactions with zero downtime.</w:t>
+      </w:r>
+      <w:r>
+        <w:rPr>
+          <w:b/>
+          <w:bCs/>
+        </w:rPr>
+      </w:r>
+      <w:r/>
+    </w:p>
+    <w:p>
+      <w:pPr>
+        <w:pStyle w:val="ListParagraph"/>
+        <w:numPr>
+          <w:ilvl w:val="0"/>
+          <w:numId w:val="3"/>
+        </w:numPr>
+        <w:spacing w:line="240" w:lineRule="auto"/>
+      </w:pPr>
+      <w:r>
+        <w:t>Integrated OpenAI and Azure Cognitive Services with resilient authentication, rate-limit, and failure handling, reducing voice-to-response latency by 30%.</w:t>
+      </w:r>
+      <w:r>
+        <w:rPr>
+          <w:b/>
+          <w:bCs/>
+        </w:rPr>
+      </w:r>
+      <w:r/>
+    </w:p>
+    <w:p>
+      <w:pPr>
+        <w:spacing w:after="100"/>
+        <w:rPr>
+          <w:sz w:val="2"/>
+          <w:szCs w:val="2"/>
+        </w:rPr>
+      </w:pPr>
+    </w:p>
+    <w:p>
+      <w:pPr>
+        <w:tabs>
+          <w:tab w:val="right" w:pos="10512"/>
+        </w:tabs>
+      </w:pPr>
+      <w:r>
+        <w:rPr>
+          <w:b/>
+          <w:bCs/>
+          <w:sz w:val="16"/>
+          <w:szCs w:val="16"/>
+        </w:rPr>
+        <w:t>Software Engineer / Team Lead (C++/Python), Ford Motor Company</w:t>
+      </w:r>
+      <w:r/>
     </w:p>
     <w:p>
       <w:pPr>
@@ -599,7 +693,7 @@
         <w:spacing w:line="240" w:lineRule="auto"/>
       </w:pPr>
       <w:r>
-        <w:t xml:space="preserve">Engineered immersive VR validation tools in Unreal Engine 5 with automated CI/CD build pipelines (GitHub Actions), replacing physical prototypes and reducing material costs by approximately 40% annually . </w:t>
+        <w:t>Led a team of four developing and optimizing high-fidelity real-time vehicle simulations across multiple hardware targets, sustaining stable frame rates with 5M+ polygons.</w:t>
       </w:r>
       <w:r>
         <w:rPr>
@@ -628,46 +722,33 @@
         <w:spacing w:line="240" w:lineRule="auto"/>
       </w:pPr>
       <w:r>
-        <w:t xml:space="preserve">Optimized high-fidelity visualizations for </w:t>
-      </w:r>
-      <w:r>
-        <w:rPr>
-          <w:b/>
-          <w:bCs/>
-        </w:rPr>
-        <w:t xml:space="preserve">5+ VR platforms </w:t>
-      </w:r>
-      <w:r>
-        <w:t xml:space="preserve">(HTC </w:t>
-      </w:r>
+        <w:t>Delivered a custom C++ hand-tracking plugin that exports a mesh snapshot and the user's hand-interaction volume without perceptible lag or frame drops.</w:t>
+      </w:r>
+      <w:r>
+        <w:rPr>
+          <w:b/>
+          <w:bCs/>
+        </w:rPr>
+      </w:r>
+      <w:r/>
       <w:proofErr w:type="spellStart"/>
-      <w:r>
-        <w:t>Vive</w:t>
-      </w:r>
+      <w:r/>
       <w:proofErr w:type="spellEnd"/>
-      <w:r>
-        <w:t xml:space="preserve">, Meta Quest Pro), achieving stable </w:t>
-      </w:r>
-      <w:r>
-        <w:rPr>
-          <w:b/>
-          <w:bCs/>
-        </w:rPr>
-        <w:t xml:space="preserve">60 FPS </w:t>
-      </w:r>
-      <w:r>
-        <w:t xml:space="preserve">performance even with high-poly automotive assets </w:t>
-      </w:r>
+      <w:r/>
+      <w:r>
+        <w:rPr>
+          <w:b/>
+          <w:bCs/>
+        </w:rPr>
+      </w:r>
+      <w:r/>
       <w:proofErr w:type="gramStart"/>
-      <w:r>
-        <w:t xml:space="preserve">( </w:t>
-      </w:r>
-      <w:r>
-        <w:rPr>
-          <w:b/>
-          <w:bCs/>
-        </w:rPr>
-        <w:t>5</w:t>
+      <w:r/>
+      <w:r>
+        <w:rPr>
+          <w:b/>
+          <w:bCs/>
+        </w:rPr>
       </w:r>
       <w:proofErr w:type="gramEnd"/>
       <w:r>
@@ -675,7 +756,6 @@
           <w:b/>
           <w:bCs/>
         </w:rPr>
-        <w:t xml:space="preserve">M+ </w:t>
       </w:r>
       <w:proofErr w:type="gramStart"/>
       <w:r>
@@ -683,15 +763,10 @@
           <w:b/>
           <w:bCs/>
         </w:rPr>
-        <w:t xml:space="preserve">polygons </w:t>
-      </w:r>
-      <w:r>
-        <w:t>)</w:t>
-      </w:r>
+      </w:r>
+      <w:r/>
       <w:proofErr w:type="gramEnd"/>
-      <w:r>
-        <w:t xml:space="preserve">. </w:t>
-      </w:r>
+      <w:r/>
     </w:p>
     <w:p>
       <w:pPr>
@@ -703,14 +778,13 @@
         <w:spacing w:line="240" w:lineRule="auto"/>
       </w:pPr>
       <w:r>
-        <w:t xml:space="preserve">Accelerated design iteration cycles by </w:t>
-      </w:r>
-      <w:r>
-        <w:rPr>
-          <w:b/>
-          <w:bCs/>
-        </w:rPr>
-        <w:t>50</w:t>
+        <w:t>Built a real-time C++ occlusion detector for vehicle parts, reducing a legacy validation workflow from approximately two hours to seconds.</w:t>
+      </w:r>
+      <w:r>
+        <w:rPr>
+          <w:b/>
+          <w:bCs/>
+        </w:rPr>
       </w:r>
       <w:proofErr w:type="gramStart"/>
       <w:r>
@@ -718,15 +792,10 @@
           <w:b/>
           <w:bCs/>
         </w:rPr>
-        <w:t xml:space="preserve">% </w:t>
-      </w:r>
-      <w:r>
-        <w:t>,</w:t>
-      </w:r>
+      </w:r>
+      <w:r/>
       <w:proofErr w:type="gramEnd"/>
-      <w:r>
-        <w:t xml:space="preserve"> allowing stakeholders to validate vehicle features in real-time rather than waiting weeks for physical models. </w:t>
-      </w:r>
+      <w:r/>
     </w:p>
     <w:p>
       <w:pPr>
@@ -738,7 +807,7 @@
         <w:spacing w:line="240" w:lineRule="auto"/>
       </w:pPr>
       <w:r>
-        <w:t xml:space="preserve">Built real-time interactive simulations utilizing C++ and Blueprints, ensuring immediate feedback loops for design validation workflows. </w:t>
+        <w:t>Automated build, test, and deployment with GitHub Actions for VR validation tooling across 5+ platforms, including HTC Vive and Meta Quest Pro.</w:t>
       </w:r>
     </w:p>
     <w:p>
@@ -763,149 +832,9 @@
           <w:sz w:val="16"/>
           <w:szCs w:val="16"/>
         </w:rPr>
-        <w:t>Software engineer</w:t>
-      </w:r>
-      <w:r>
-        <w:rPr>
-          <w:b/>
-          <w:bCs/>
-          <w:sz w:val="16"/>
-          <w:szCs w:val="16"/>
-        </w:rPr>
-        <w:t>/C#</w:t>
-      </w:r>
-      <w:r>
-        <w:rPr>
-          <w:b/>
-          <w:bCs/>
-          <w:sz w:val="16"/>
-          <w:szCs w:val="16"/>
-        </w:rPr>
-        <w:t xml:space="preserve">, </w:t>
-      </w:r>
-      <w:proofErr w:type="spellStart"/>
-      <w:r>
-        <w:rPr>
-          <w:b/>
-          <w:bCs/>
-          <w:sz w:val="16"/>
-          <w:szCs w:val="16"/>
-        </w:rPr>
-        <w:t>Cafundo</w:t>
-      </w:r>
-      <w:proofErr w:type="spellEnd"/>
-      <w:r>
-        <w:rPr>
-          <w:b/>
-          <w:bCs/>
-          <w:sz w:val="16"/>
-          <w:szCs w:val="16"/>
-        </w:rPr>
-        <w:t xml:space="preserve"> Creative Studio</w:t>
-      </w:r>
-      <w:r>
-        <w:tab/>
-      </w:r>
-    </w:p>
-    <w:p>
-      <w:pPr>
-        <w:spacing w:after="80"/>
-      </w:pPr>
-      <w:r>
-        <w:rPr>
-          <w:color w:val="959BA6"/>
-          <w:sz w:val="16"/>
-          <w:szCs w:val="16"/>
-        </w:rPr>
-        <w:t>Jun 2025 — Present</w:t>
-      </w:r>
-    </w:p>
-    <w:p>
-      <w:pPr>
-        <w:pStyle w:val="ListParagraph"/>
-        <w:numPr>
-          <w:ilvl w:val="0"/>
-          <w:numId w:val="3"/>
-        </w:numPr>
-        <w:spacing w:line="240" w:lineRule="auto"/>
-      </w:pPr>
-      <w:r>
-        <w:t xml:space="preserve">Architected an AI-powered interactive totem in Unity (C#) for high-traffic public environments, serving </w:t>
-      </w:r>
-      <w:r>
-        <w:rPr>
-          <w:b/>
-          <w:bCs/>
-        </w:rPr>
-        <w:t xml:space="preserve">over 500 daily interactions </w:t>
-      </w:r>
-      <w:r>
-        <w:t xml:space="preserve">with zero downtime. </w:t>
-      </w:r>
-    </w:p>
-    <w:p>
-      <w:pPr>
-        <w:pStyle w:val="ListParagraph"/>
-        <w:numPr>
-          <w:ilvl w:val="0"/>
-          <w:numId w:val="3"/>
-        </w:numPr>
-        <w:spacing w:line="240" w:lineRule="auto"/>
-      </w:pPr>
-      <w:r>
-        <w:t xml:space="preserve">Seamlessly integrated Azure Cognitive Services and OpenAI APIs, reducing voice-to-response latency by </w:t>
-      </w:r>
-      <w:r>
-        <w:rPr>
-          <w:b/>
-          <w:bCs/>
-        </w:rPr>
-        <w:t xml:space="preserve">30% </w:t>
-      </w:r>
-      <w:r>
-        <w:t xml:space="preserve">to create a natural conversational flow. </w:t>
-      </w:r>
-    </w:p>
-    <w:p>
-      <w:pPr>
-        <w:pStyle w:val="ListParagraph"/>
-        <w:numPr>
-          <w:ilvl w:val="0"/>
-          <w:numId w:val="3"/>
-        </w:numPr>
-        <w:spacing w:line="240" w:lineRule="auto"/>
-      </w:pPr>
-      <w:r>
-        <w:t xml:space="preserve">Designed intuitive UI/UX systems focused on accessibility and seamless real-time user interaction. </w:t>
-      </w:r>
-    </w:p>
-    <w:p>
-      <w:pPr>
-        <w:spacing w:after="100"/>
-        <w:rPr>
-          <w:sz w:val="2"/>
-          <w:szCs w:val="2"/>
-        </w:rPr>
-      </w:pPr>
-    </w:p>
-    <w:p>
-      <w:pPr>
-        <w:tabs>
-          <w:tab w:val="right" w:pos="10512"/>
-        </w:tabs>
-      </w:pPr>
-      <w:r>
-        <w:rPr>
-          <w:b/>
-          <w:bCs/>
-          <w:sz w:val="16"/>
-          <w:szCs w:val="16"/>
-        </w:rPr>
-        <w:t>Unreal Engine 5 Developer, Blue Gravity Studios</w:t>
-      </w:r>
-      <w:r>
-        <w:tab/>
-      </w:r>
+        <w:t>Gameplay Engineer (C++ / Unreal Engine 5), Blue Gravity Studios (Contract)</w:t>
+      </w:r>
+      <w:r/>
     </w:p>
     <w:p>
       <w:pPr>
@@ -930,7 +859,7 @@
         <w:spacing w:line="240" w:lineRule="auto"/>
       </w:pPr>
       <w:r>
-        <w:t xml:space="preserve">Developed core gameplay systems using C++ and Blueprints, implementing automated testing for core systems and improving code modularity and reducing bug-fixing overhead by 20% for the development team. </w:t>
+        <w:t>Shipped SkateNation XL for PlayStation 5, Xbox Series X|S, and PC as part of a distributed, multidisciplinary international team.</w:t>
       </w:r>
       <w:r>
         <w:rPr>
@@ -950,26 +879,19 @@
         <w:spacing w:line="240" w:lineRule="auto"/>
       </w:pPr>
       <w:r>
-        <w:t>Engineered network replication logic for the multiplayer title '</w:t>
+        <w:t>Engineered C++ network-replication logic for multiplayer architecture supporting highly concurrent online sessions.</w:t>
       </w:r>
       <w:proofErr w:type="spellStart"/>
-      <w:r>
-        <w:t>SkateNationXL</w:t>
-      </w:r>
+      <w:r/>
       <w:proofErr w:type="spellEnd"/>
-      <w:r>
-        <w:t xml:space="preserve">', optimizing bandwidth usage by </w:t>
-      </w:r>
-      <w:r>
-        <w:rPr>
-          <w:b/>
-          <w:bCs/>
-        </w:rPr>
-        <w:t xml:space="preserve">25% </w:t>
-      </w:r>
-      <w:r>
-        <w:t xml:space="preserve">to support smooth online sessions. </w:t>
-      </w:r>
+      <w:r/>
+      <w:r>
+        <w:rPr>
+          <w:b/>
+          <w:bCs/>
+        </w:rPr>
+      </w:r>
+      <w:r/>
     </w:p>
     <w:p>
       <w:pPr>
@@ -981,18 +903,15 @@
         <w:spacing w:line="240" w:lineRule="auto"/>
       </w:pPr>
       <w:r>
-        <w:t xml:space="preserve">Implemented a scalable UI system for both keyboard and gamepad, reducing input lag by </w:t>
-      </w:r>
-      <w:r>
-        <w:rPr>
-          <w:b/>
-          <w:bCs/>
-        </w:rPr>
-        <w:t xml:space="preserve">15ms </w:t>
-      </w:r>
-      <w:r>
-        <w:t xml:space="preserve">and ensuring 100% compatibility across PC and console builds. </w:t>
-      </w:r>
+        <w:t>Implemented a scalable keyboard and gamepad input system, cutting input latency by 15 ms and achieving cross-platform compatibility.</w:t>
+      </w:r>
+      <w:r>
+        <w:rPr>
+          <w:b/>
+          <w:bCs/>
+        </w:rPr>
+      </w:r>
+      <w:r/>
     </w:p>
     <w:p>
       <w:pPr>
@@ -1004,7 +923,7 @@
         <w:spacing w:line="240" w:lineRule="auto"/>
       </w:pPr>
       <w:r>
-        <w:t xml:space="preserve">Collaborated with multidisciplinary teams to optimize draw calls and texture memory, enhancing overall game performance on lower-end hardware. </w:t>
+        <w:t>Improved core-system modularity, reducing bug-fixing overhead by 20%, while optimizing draw calls and memory use for constrained hardware.</w:t>
       </w:r>
     </w:p>
     <w:p>
@@ -1058,14 +977,13 @@
         <w:spacing w:line="240" w:lineRule="auto"/>
       </w:pPr>
       <w:r>
-        <w:t xml:space="preserve">Spearheaded R&amp;D for automotive VR applications, establishing foundational workflows that were later adopted as the </w:t>
-      </w:r>
-      <w:r>
-        <w:rPr>
-          <w:b/>
-          <w:bCs/>
-        </w:rPr>
-        <w:t xml:space="preserve">company standard for virtual </w:t>
+        <w:t>Spearheaded automotive VR R&amp;D, establishing workflows later adopted as the company standard for virtual prototyping.</w:t>
+      </w:r>
+      <w:r>
+        <w:rPr>
+          <w:b/>
+          <w:bCs/>
+        </w:rPr>
       </w:r>
       <w:proofErr w:type="gramStart"/>
       <w:r>
@@ -1073,15 +991,10 @@
           <w:b/>
           <w:bCs/>
         </w:rPr>
-        <w:t xml:space="preserve">prototyping </w:t>
-      </w:r>
-      <w:r>
-        <w:t>.</w:t>
-      </w:r>
+      </w:r>
+      <w:r/>
       <w:proofErr w:type="gramEnd"/>
-      <w:r>
-        <w:t xml:space="preserve"> </w:t>
-      </w:r>
+      <w:r/>
     </w:p>
     <w:p>
       <w:pPr>
@@ -1093,40 +1006,15 @@
         <w:spacing w:line="240" w:lineRule="auto"/>
       </w:pPr>
       <w:r>
-        <w:t xml:space="preserve">Collaborated with Design and Engineering teams to translate physical requirements into virtual specifications, resulting in a </w:t>
-      </w:r>
-      <w:r>
-        <w:rPr>
-          <w:b/>
-          <w:bCs/>
-        </w:rPr>
-        <w:t xml:space="preserve">20% improvement </w:t>
-      </w:r>
-      <w:r>
-        <w:t xml:space="preserve">in user assessment accuracy. </w:t>
-      </w:r>
-    </w:p>
-    <w:p>
-      <w:pPr>
-        <w:pStyle w:val="ListParagraph"/>
-        <w:numPr>
-          <w:ilvl w:val="0"/>
-          <w:numId w:val="5"/>
-        </w:numPr>
-        <w:spacing w:line="240" w:lineRule="auto"/>
-      </w:pPr>
-      <w:r>
-        <w:t xml:space="preserve">Developed initial prototypes for virtual user experience testing, validating key interaction concepts for future production. </w:t>
-      </w:r>
-    </w:p>
-    <w:p>
-      <w:pPr>
-        <w:spacing w:after="180"/>
-        <w:rPr>
-          <w:sz w:val="2"/>
-          <w:szCs w:val="2"/>
-        </w:rPr>
-      </w:pPr>
+        <w:t>Worked with Design and Engineering teams to translate physical requirements into testable virtual specifications and production-ready prototypes.</w:t>
+      </w:r>
+      <w:r>
+        <w:rPr>
+          <w:b/>
+          <w:bCs/>
+        </w:rPr>
+      </w:r>
+      <w:r/>
     </w:p>
     <w:p>
       <w:pPr>
@@ -1189,7 +1077,7 @@
           <w:sz w:val="16"/>
           <w:szCs w:val="16"/>
         </w:rPr>
-        <w:t>Professional</w:t>
+        <w:t>Professional Measurement Tool | Commercial Fab Plugin | Unreal Engine C++ | 2026</w:t>
       </w:r>
       <w:r>
         <w:rPr>
@@ -1198,7 +1086,6 @@
           <w:sz w:val="16"/>
           <w:szCs w:val="16"/>
         </w:rPr>
-        <w:t xml:space="preserve"> Measurement Tool | Unreal Engine C++</w:t>
       </w:r>
       <w:r>
         <w:rPr>
@@ -1207,7 +1094,6 @@
           <w:sz w:val="16"/>
           <w:szCs w:val="16"/>
         </w:rPr>
-        <w:t xml:space="preserve"> (Fab / Unreal Marketplace, 2026</w:t>
       </w:r>
       <w:proofErr w:type="gramStart"/>
       <w:r>
@@ -1217,18 +1103,14 @@
           <w:sz w:val="16"/>
           <w:szCs w:val="16"/>
         </w:rPr>
-        <w:t>)</w:t>
-      </w:r>
-      <w:r>
-        <w:t xml:space="preserve">  </w:t>
-      </w:r>
+      </w:r>
+      <w:r/>
       <w:r>
         <w:rPr>
           <w:color w:val="959BA6"/>
           <w:sz w:val="16"/>
           <w:szCs w:val="16"/>
         </w:rPr>
-        <w:t>2026</w:t>
       </w:r>
       <w:proofErr w:type="gramEnd"/>
     </w:p>
@@ -1239,19 +1121,13 @@
         </w:tabs>
       </w:pPr>
       <w:r>
-        <w:t>Author of a C++ editor plugin that measures distances and enclosed polygon areas in-editor using </w:t>
+        <w:t>Commercially published C++ editor plugin for point-to-point distances and enclosed areas, with real-time feedback and a custom Editor Mode.</w:t>
       </w:r>
       <w:proofErr w:type="spellStart"/>
-      <w:r>
-        <w:t>USplineComponent</w:t>
-      </w:r>
+      <w:r/>
       <w:proofErr w:type="spellEnd"/>
-      <w:r>
-        <w:t>, with real-time visual feedback and a dedicated Editor Mode.</w:t>
-      </w:r>
-      <w:r>
-        <w:t xml:space="preserve"> </w:t>
-      </w:r>
+      <w:r/>
+      <w:r/>
     </w:p>
     <w:p>
       <w:pPr>
@@ -1262,16 +1138,12 @@
         </w:numPr>
       </w:pPr>
       <w:r>
-        <w:t>Decoupled architecture using </w:t>
+        <w:t>Used UInterface and multicast delegates to decouple actor, widget, snapping, and label logic.</w:t>
       </w:r>
       <w:proofErr w:type="spellStart"/>
-      <w:r>
-        <w:t>UInterface</w:t>
-      </w:r>
+      <w:r/>
       <w:proofErr w:type="spellEnd"/>
-      <w:r>
-        <w:t> and multicast delegates, separating actor, widget, snap, and label logic into independent components.</w:t>
-      </w:r>
+      <w:r/>
     </w:p>
     <w:p>
       <w:pPr>
@@ -1288,7 +1160,7 @@
         </w:numPr>
       </w:pPr>
       <w:r>
-        <w:t>Three snap modes (Off / Ground / Surface) with six-axis cardinal traces for precise point placement on complex geometry.</w:t>
+        <w:t>Implemented Off, Ground, and Surface snapping plus a Slate toolkit for precise placement and one-click editing.</w:t>
       </w:r>
     </w:p>
     <w:p>
@@ -1300,33 +1172,6 @@
     </w:p>
     <w:p>
       <w:pPr>
-        <w:pStyle w:val="ListParagraph"/>
-        <w:numPr>
-          <w:ilvl w:val="0"/>
-          <w:numId w:val="6"/>
-        </w:numPr>
-      </w:pPr>
-      <w:r>
-        <w:t>Custom Editor Mode (</w:t>
-      </w:r>
-      <w:proofErr w:type="spellStart"/>
-      <w:r>
-        <w:t>FEdMode</w:t>
-      </w:r>
-      <w:proofErr w:type="spellEnd"/>
-      <w:r>
-        <w:t>) with Slate toolkit panel for one-click spawning, selection, and property editing.</w:t>
-      </w:r>
-    </w:p>
-    <w:p>
-      <w:pPr>
-        <w:pStyle w:val="ListParagraph"/>
-        <w:spacing w:line="240" w:lineRule="auto"/>
-        <w:ind w:left="431"/>
-      </w:pPr>
-    </w:p>
-    <w:p>
-      <w:pPr>
         <w:ind w:firstLine="287"/>
       </w:pPr>
       <w:r>
@@ -1357,20 +1202,17 @@
         <w:tabs>
           <w:tab w:val="right" w:pos="10512"/>
         </w:tabs>
+      </w:pPr>
+      <w:r>
         <w:rPr>
           <w:b/>
           <w:bCs/>
           <w:sz w:val="16"/>
           <w:szCs w:val="16"/>
         </w:rPr>
-      </w:pPr>
-    </w:p>
-    <w:p>
-      <w:pPr>
-        <w:tabs>
-          <w:tab w:val="right" w:pos="10512"/>
-        </w:tabs>
-      </w:pPr>
+        <w:t>Runtime Skinned Mesh Exporter | Commercial Fab Plugin | Unreal Engine C++ | 2025</w:t>
+      </w:r>
+      <w:proofErr w:type="gramStart"/>
       <w:r>
         <w:rPr>
           <w:b/>
@@ -1378,35 +1220,20 @@
           <w:sz w:val="16"/>
           <w:szCs w:val="16"/>
         </w:rPr>
-        <w:lastRenderedPageBreak/>
-        <w:t>Runtime Skinned Mesh Exporter (Fab / Unreal Marketplace, 2025</w:t>
-      </w:r>
-      <w:proofErr w:type="gramStart"/>
-      <w:r>
-        <w:rPr>
-          <w:b/>
-          <w:bCs/>
-          <w:sz w:val="16"/>
-          <w:szCs w:val="16"/>
-        </w:rPr>
-        <w:t>)</w:t>
-      </w:r>
-      <w:r>
-        <w:t xml:space="preserve">  </w:t>
-      </w:r>
+      </w:r>
+      <w:r/>
       <w:r>
         <w:rPr>
           <w:color w:val="959BA6"/>
           <w:sz w:val="16"/>
           <w:szCs w:val="16"/>
         </w:rPr>
-        <w:t>2025</w:t>
       </w:r>
       <w:proofErr w:type="gramEnd"/>
     </w:p>
     <w:p>
       <w:r>
-        <w:t xml:space="preserve">Author of a C++/Blueprint plugin that exports skinned Skeletal &amp; Static Meshes at runtime to an OBJ + MTL + PNG package. </w:t>
+        <w:t>Commercially published C++/Blueprint plugin exporting skeletal and static meshes at runtime to OBJ, MTL, and PNG.</w:t>
       </w:r>
     </w:p>
     <w:p>
@@ -1419,16 +1246,12 @@
         <w:spacing w:line="240" w:lineRule="auto"/>
       </w:pPr>
       <w:r>
-        <w:t xml:space="preserve">Fully asynchronous pipeline: GPU→CPU transfer through </w:t>
+        <w:t>Built a fully asynchronous GPU-to-CPU readback and thread-pool PNG-compression pipeline using FRHIGPUTextureReadback, avoiding perceptible hitches.</w:t>
       </w:r>
       <w:proofErr w:type="spellStart"/>
-      <w:r>
-        <w:t>FRHIGPUTextureReadback</w:t>
-      </w:r>
+      <w:r/>
       <w:proofErr w:type="spellEnd"/>
-      <w:r>
-        <w:t xml:space="preserve"> and PNG compression on the thread-pool, ensuring hitch-free operation. </w:t>
-      </w:r>
+      <w:r/>
     </w:p>
     <w:p>
       <w:pPr>
@@ -1440,37 +1263,12 @@
         <w:spacing w:line="240" w:lineRule="auto"/>
       </w:pPr>
       <w:r>
-        <w:t xml:space="preserve">Compatible with UE 4.27 → 5.6 via version-conditional </w:t>
+        <w:t>Maintained UE 4.27–5.6 compatibility through version-conditional code.</w:t>
       </w:r>
       <w:proofErr w:type="gramStart"/>
-      <w:r>
-        <w:t>code;</w:t>
-      </w:r>
+      <w:r/>
       <w:proofErr w:type="gramEnd"/>
-      <w:r>
-        <w:t xml:space="preserve"> </w:t>
-      </w:r>
-    </w:p>
-    <w:p>
-      <w:pPr>
-        <w:pStyle w:val="ListParagraph"/>
-        <w:numPr>
-          <w:ilvl w:val="0"/>
-          <w:numId w:val="6"/>
-        </w:numPr>
-        <w:spacing w:line="240" w:lineRule="auto"/>
-      </w:pPr>
-      <w:r>
-        <w:t xml:space="preserve">Managed the entire product lifecycle: ideation, development, documentation and </w:t>
-      </w:r>
-      <w:proofErr w:type="spellStart"/>
-      <w:r>
-        <w:t>multiproject</w:t>
-      </w:r>
-      <w:proofErr w:type="spellEnd"/>
-      <w:r>
-        <w:t xml:space="preserve"> testing </w:t>
-      </w:r>
+      <w:r/>
     </w:p>
     <w:p>
       <w:pPr>
@@ -1515,7 +1313,7 @@
           <w:sz w:val="16"/>
           <w:szCs w:val="16"/>
         </w:rPr>
-        <w:t>Real-Time Object Obstruction Detector | Unreal Engine C++</w:t>
+        <w:t>Real-Time Object Occlusion Detector | Unreal Engine C++ | 2025</w:t>
       </w:r>
       <w:r>
         <w:rPr>
@@ -1524,7 +1322,6 @@
           <w:sz w:val="16"/>
           <w:szCs w:val="16"/>
         </w:rPr>
-        <w:t xml:space="preserve"> </w:t>
       </w:r>
       <w:r>
         <w:rPr>
@@ -1532,12 +1329,11 @@
           <w:sz w:val="16"/>
           <w:szCs w:val="16"/>
         </w:rPr>
-        <w:t>2025</w:t>
-      </w:r>
-    </w:p>
-    <w:p>
-      <w:r>
-        <w:t>Built a high-performance C++ computer vision algorithm to compute real-time occlusion percentages between virtual objects in Unreal Engine.</w:t>
+      </w:r>
+    </w:p>
+    <w:p>
+      <w:r>
+        <w:t>Built a high-performance C++ computer-vision algorithm that measures occlusion between virtual objects in real time.</w:t>
       </w:r>
     </w:p>
     <w:p>
@@ -1548,18 +1344,7 @@
         </w:numPr>
       </w:pPr>
       <w:r>
-        <w:t>Replaced legacy offline analysis with a custom runtime solution, reducing validation time from ~2 hours to seconds.</w:t>
-      </w:r>
-    </w:p>
-    <w:p>
-      <w:pPr>
-        <w:numPr>
-          <w:ilvl w:val="0"/>
-          <w:numId w:val="8"/>
-        </w:numPr>
-      </w:pPr>
-      <w:r>
-        <w:t>Maintains precise spatial measurements while preserving engine performance.</w:t>
+        <w:t>Replaced an offline workflow, reducing validation time from approximately two hours to seconds while preserving engine performance.</w:t>
       </w:r>
     </w:p>
     <w:p>
@@ -1567,103 +1352,6 @@
         <w:ind w:left="720"/>
       </w:pPr>
     </w:p>
-    <w:p>
-      <w:pPr>
-        <w:spacing w:after="80"/>
-      </w:pPr>
-    </w:p>
-    <w:p>
-      <w:pPr>
-        <w:spacing w:after="80"/>
-        <w:rPr>
-          <w:b/>
-          <w:bCs/>
-          <w:sz w:val="16"/>
-          <w:szCs w:val="16"/>
-        </w:rPr>
-      </w:pPr>
-      <w:r>
-        <w:br/>
-      </w:r>
-      <w:r>
-        <w:rPr>
-          <w:b/>
-          <w:bCs/>
-          <w:sz w:val="16"/>
-          <w:szCs w:val="16"/>
-        </w:rPr>
-        <w:t>Unused Plugins Manager | Unreal Engine C++</w:t>
-      </w:r>
-      <w:r>
-        <w:rPr>
-          <w:b/>
-          <w:bCs/>
-          <w:sz w:val="16"/>
-          <w:szCs w:val="16"/>
-        </w:rPr>
-        <w:t xml:space="preserve"> </w:t>
-      </w:r>
-      <w:r>
-        <w:rPr>
-          <w:color w:val="959BA6"/>
-          <w:sz w:val="16"/>
-          <w:szCs w:val="16"/>
-        </w:rPr>
-        <w:t>2025</w:t>
-      </w:r>
-      <w:r>
-        <w:rPr>
-          <w:b/>
-          <w:bCs/>
-          <w:sz w:val="16"/>
-          <w:szCs w:val="16"/>
-        </w:rPr>
-        <w:br/>
-      </w:r>
-      <w:r>
-        <w:t>Built an Unreal Engine C++ tool that scans projects for unused plugins and produces a removable list.</w:t>
-      </w:r>
-    </w:p>
-    <w:p>
-      <w:pPr>
-        <w:numPr>
-          <w:ilvl w:val="0"/>
-          <w:numId w:val="9"/>
-        </w:numPr>
-        <w:spacing w:after="80"/>
-      </w:pPr>
-      <w:r>
-        <w:t>One</w:t>
-      </w:r>
-      <w:r>
-        <w:noBreakHyphen/>
-        <w:t>click removal of redundant modules reduces final package sizes and build times.</w:t>
-      </w:r>
-    </w:p>
-    <w:p>
-      <w:pPr>
-        <w:numPr>
-          <w:ilvl w:val="0"/>
-          <w:numId w:val="9"/>
-        </w:numPr>
-        <w:spacing w:after="80"/>
-      </w:pPr>
-      <w:r>
-        <w:t>Automates previously manual auditing, promoting leaner architecture and faster deployment.</w:t>
-      </w:r>
-    </w:p>
-    <w:p>
-      <w:pPr>
-        <w:spacing w:after="80"/>
-      </w:pPr>
-    </w:p>
-    <w:p>
-      <w:pPr>
-        <w:spacing w:after="80"/>
-      </w:pPr>
-    </w:p>
-    <w:p/>
-    <w:p/>
     <w:p>
       <w:pPr>
         <w:pBdr>
@@ -1714,16 +1402,6 @@
         </w:rPr>
       </w:pPr>
     </w:p>
-    <w:p/>
-    <w:p>
-      <w:pPr>
-        <w:spacing w:after="180"/>
-        <w:rPr>
-          <w:sz w:val="2"/>
-          <w:szCs w:val="2"/>
-        </w:rPr>
-      </w:pPr>
-    </w:p>
     <w:p>
       <w:pPr>
         <w:pBdr>
@@ -1783,7 +1461,7 @@
           <w:sz w:val="16"/>
           <w:szCs w:val="16"/>
         </w:rPr>
-        <w:t>Computer engineering degree</w:t>
+        <w:t>Computer Engineering</w:t>
       </w:r>
     </w:p>
     <w:p>
